--- a/files/senior-math/proofs/高中_積分變數代換公式證明.docx
+++ b/files/senior-math/proofs/高中_積分變數代換公式證明.docx
@@ -53,7 +53,7 @@
           <w:rFonts w:ascii="Microsoft JhengHei" w:hAnsi="Microsoft JhengHei" w:eastAsia="Microsoft JhengHei"/>
           <w:sz w:val="22"/>
         </w:rPr>
-        <w:t>若 φ 在 [a,b] 可微且 f 連續，則 ∫ₐᵇ f(φ(t))φ′(t)dt=∫_{φ(a)}^{φ(b)}f(u)du。</w:t>
+        <w:t>設 a&lt;b，φ∈C¹([a,b])，且 f 在包含 φ([a,b]) 的區間 J 上連續。則 ∫ₐᵇf(φ(t))φ′(t)dt 等於從 φ(a) 到 φ(b) 的 f(u) 定積分；φ 不必單調。</w:t>
       </w:r>
     </w:p>
     <w:p>
@@ -70,7 +70,7 @@
           <w:rFonts w:ascii="Microsoft JhengHei" w:hAnsi="Microsoft JhengHei" w:eastAsia="Microsoft JhengHei"/>
           <w:sz w:val="22"/>
         </w:rPr>
-        <w:t>令 F 為 f 的一個原函數，依微分鏈鎖律，d／dt F(φ(t))=f(φ(t))φ′(t)。對等式兩側從 a 積到 b，套用微積分基本定理，左側成為 F(φ(b))−F(φ(a))，右側亦為 u 變數的定積分，故得代換公式。φ 不必單調；若 φ 在整段可微，原式仍成立，單調性只是常見反解寫法的方便條件。</w:t>
+        <w:t>取 F 為 f 在 J 上的原函數。由鏈鎖律，H(t)=F(φ(t)) 滿足 H′(t)=f(φ(t))φ′(t)。因 f 連續且 φ∈C¹，H′ 在 [a,b] 連續可積；微積分基本定理給 ∫ₐᵇf(φ(t))φ′(t)dt=F(φ(b))−F(φ(a))。另一方面，f 的定積分亦等於這個端點差，故得代換公式。整個推導不需要 φ 的反函數，因此不要求 φ 單調。</w:t>
       </w:r>
     </w:p>
     <w:p>
@@ -121,7 +121,7 @@
           <w:rFonts w:ascii="Microsoft JhengHei" w:hAnsi="Microsoft JhengHei" w:eastAsia="Microsoft JhengHei"/>
           <w:sz w:val="22"/>
         </w:rPr>
-        <w:t>積分上下限必同步換成 φ(a)、φ(b)。若使用不定積分，需包含鏈鎖律中的 φ′(t)；缺少該因子是常見錯誤。</w:t>
+        <w:t>此處 C¹ 表示 φ 與 φ′ 連續，端點導數按單側延拓理解；較弱條件另需證可積性。積分上下限須同步換成 φ(a)、φ(b)，並採有向積分：若 φ(b)&lt;φ(a)，顛倒上下限會改變正負號。不定積分仍須保留 φ′(t) 因子。</w:t>
       </w:r>
     </w:p>
     <w:sectPr>
